--- a/grc_wisdom_api/scripts/verify/_tmp_reports/Issue_register.docx
+++ b/grc_wisdom_api/scripts/verify/_tmp_reports/Issue_register.docx
@@ -202,7 +202,7 @@
                 <w:sz w:val="17"/>
                 <w:szCs w:val="17"/>
               </w:rPr>
-              <w:t xml:space="preserve">2026-08-17 15:43 UTC</w:t>
+              <w:t xml:space="preserve">2026-09-23 10:59 UTC</w:t>
             </w:r>
           </w:p>
         </w:tc>
@@ -260,6 +260,63 @@
                 <w:szCs w:val="17"/>
               </w:rPr>
               <w:t xml:space="preserve">SUBTREE</w:t>
+            </w:r>
+          </w:p>
+        </w:tc>
+      </w:tr>
+      <w:tr>
+        <w:tc>
+          <w:tcPr>
+            <w:tcW w:type="pct" w:w="28%"/>
+            <w:tcBorders>
+              <w:top w:val="single" w:color="E1E7EF" w:sz="1"/>
+              <w:left w:val="single" w:color="E1E7EF" w:sz="1"/>
+              <w:bottom w:val="single" w:color="E1E7EF" w:sz="1"/>
+              <w:right w:val="single" w:color="E1E7EF" w:sz="1"/>
+            </w:tcBorders>
+            <w:shd w:fill="F5F7FA" w:color="auto" w:val="clear"/>
+            <w:tcMar>
+              <w:top w:type="dxa" w:w="60"/>
+              <w:left w:type="dxa" w:w="90"/>
+              <w:bottom w:type="dxa" w:w="60"/>
+              <w:right w:type="dxa" w:w="90"/>
+            </w:tcMar>
+          </w:tcPr>
+          <w:p>
+            <w:r>
+              <w:rPr>
+                <w:color w:val="646F85"/>
+                <w:sz w:val="17"/>
+                <w:szCs w:val="17"/>
+              </w:rPr>
+              <w:t xml:space="preserve">Document reference</w:t>
+            </w:r>
+          </w:p>
+        </w:tc>
+        <w:tc>
+          <w:tcPr>
+            <w:tcW w:type="pct" w:w="72%"/>
+            <w:tcBorders>
+              <w:top w:val="single" w:color="E1E7EF" w:sz="1"/>
+              <w:left w:val="single" w:color="E1E7EF" w:sz="1"/>
+              <w:bottom w:val="single" w:color="E1E7EF" w:sz="1"/>
+              <w:right w:val="single" w:color="E1E7EF" w:sz="1"/>
+            </w:tcBorders>
+            <w:tcMar>
+              <w:top w:type="dxa" w:w="60"/>
+              <w:left w:type="dxa" w:w="90"/>
+              <w:bottom w:type="dxa" w:w="60"/>
+              <w:right w:type="dxa" w:w="90"/>
+            </w:tcMar>
+          </w:tcPr>
+          <w:p>
+            <w:r>
+              <w:rPr>
+                <w:color w:val="0B1524"/>
+                <w:sz w:val="17"/>
+                <w:szCs w:val="17"/>
+              </w:rPr>
+              <w:t xml:space="preserve">1906-20260923105957</w:t>
             </w:r>
           </w:p>
         </w:tc>
@@ -998,7 +1055,7 @@
                 <w:sz w:val="17"/>
                 <w:szCs w:val="17"/>
               </w:rPr>
-              <w:t xml:space="preserve">Hassan Rahman</w:t>
+              <w:t xml:space="preserve">Mahmoud Abdulaziz</w:t>
             </w:r>
           </w:p>
         </w:tc>
@@ -1025,7 +1082,7 @@
                 <w:sz w:val="17"/>
                 <w:szCs w:val="17"/>
               </w:rPr>
-              <w:t xml:space="preserve">Mahmoud Abdulaziz</w:t>
+              <w:t xml:space="preserve">Ibrahim Abdulaziz</w:t>
             </w:r>
           </w:p>
         </w:tc>
@@ -1052,7 +1109,7 @@
                 <w:sz w:val="17"/>
                 <w:szCs w:val="17"/>
               </w:rPr>
-              <w:t xml:space="preserve">2026-07-01</w:t>
+              <w:t xml:space="preserve">2026-08-07</w:t>
             </w:r>
           </w:p>
         </w:tc>
@@ -1079,7 +1136,7 @@
                 <w:sz w:val="17"/>
                 <w:szCs w:val="17"/>
               </w:rPr>
-              <w:t xml:space="preserve">2026-08-30</w:t>
+              <w:t xml:space="preserve">2026-10-06</w:t>
             </w:r>
           </w:p>
         </w:tc>
@@ -1405,7 +1462,7 @@
                 <w:sz w:val="17"/>
                 <w:szCs w:val="17"/>
               </w:rPr>
-              <w:t xml:space="preserve">Mahmoud Abdulaziz</w:t>
+              <w:t xml:space="preserve">Ibrahim Abdulaziz</w:t>
             </w:r>
           </w:p>
         </w:tc>
@@ -1432,7 +1489,7 @@
                 <w:sz w:val="17"/>
                 <w:szCs w:val="17"/>
               </w:rPr>
-              <w:t xml:space="preserve">Salma Noor</w:t>
+              <w:t xml:space="preserve">Rami Khalil</w:t>
             </w:r>
           </w:p>
         </w:tc>
@@ -1459,7 +1516,7 @@
                 <w:sz w:val="17"/>
                 <w:szCs w:val="17"/>
               </w:rPr>
-              <w:t xml:space="preserve">2026-07-13</w:t>
+              <w:t xml:space="preserve">2026-08-19</w:t>
             </w:r>
           </w:p>
         </w:tc>
@@ -1486,7 +1543,7 @@
                 <w:sz w:val="17"/>
                 <w:szCs w:val="17"/>
               </w:rPr>
-              <w:t xml:space="preserve">2026-08-12</w:t>
+              <w:t xml:space="preserve">2026-09-18</w:t>
             </w:r>
           </w:p>
         </w:tc>
@@ -1812,7 +1869,7 @@
                 <w:sz w:val="17"/>
                 <w:szCs w:val="17"/>
               </w:rPr>
-              <w:t xml:space="preserve">Hassan Rahman</w:t>
+              <w:t xml:space="preserve">Mahmoud Abdulaziz</w:t>
             </w:r>
           </w:p>
         </w:tc>
@@ -1839,7 +1896,7 @@
                 <w:sz w:val="17"/>
                 <w:szCs w:val="17"/>
               </w:rPr>
-              <w:t xml:space="preserve">Mahmoud Abdulaziz</w:t>
+              <w:t xml:space="preserve">Ibrahim Abdulaziz</w:t>
             </w:r>
           </w:p>
         </w:tc>
@@ -1866,7 +1923,7 @@
                 <w:sz w:val="17"/>
                 <w:szCs w:val="17"/>
               </w:rPr>
-              <w:t xml:space="preserve">2026-07-13</w:t>
+              <w:t xml:space="preserve">2026-08-19</w:t>
             </w:r>
           </w:p>
         </w:tc>
@@ -1893,7 +1950,7 @@
                 <w:sz w:val="17"/>
                 <w:szCs w:val="17"/>
               </w:rPr>
-              <w:t xml:space="preserve">2026-08-12</w:t>
+              <w:t xml:space="preserve">2026-09-18</w:t>
             </w:r>
           </w:p>
         </w:tc>
@@ -2138,7 +2195,7 @@
                 <w:sz w:val="17"/>
                 <w:szCs w:val="17"/>
               </w:rPr>
-              <w:t xml:space="preserve">Self-assessed ineffective control: AC-02</w:t>
+              <w:t xml:space="preserve">Self-assessed ineffective control: AC-04</w:t>
             </w:r>
           </w:p>
         </w:tc>
@@ -2219,7 +2276,7 @@
                 <w:sz w:val="17"/>
                 <w:szCs w:val="17"/>
               </w:rPr>
-              <w:t xml:space="preserve">Hassan Rahman</w:t>
+              <w:t xml:space="preserve">Rami Khalil</w:t>
             </w:r>
           </w:p>
         </w:tc>
@@ -2273,7 +2330,7 @@
                 <w:sz w:val="17"/>
                 <w:szCs w:val="17"/>
               </w:rPr>
-              <w:t xml:space="preserve">2026-08-09</w:t>
+              <w:t xml:space="preserve">2026-09-15</w:t>
             </w:r>
           </w:p>
         </w:tc>
@@ -2300,7 +2357,7 @@
                 <w:sz w:val="17"/>
                 <w:szCs w:val="17"/>
               </w:rPr>
-              <w:t xml:space="preserve">2026-10-08</w:t>
+              <w:t xml:space="preserve">2026-11-14</w:t>
             </w:r>
           </w:p>
         </w:tc>
@@ -2398,7 +2455,7 @@
           <w:sz w:val="15"/>
           <w:szCs w:val="15"/>
         </w:rPr>
-        <w:t xml:space="preserve">Issue Register · OmniOps · generated 2026-08-17</w:t>
+        <w:t xml:space="preserve">Issue Register · OmniOps · generated 2026-09-23</w:t>
       </w:r>
     </w:p>
     <w:sectPr>

--- a/grc_wisdom_api/scripts/verify/_tmp_reports/Issue_register.docx
+++ b/grc_wisdom_api/scripts/verify/_tmp_reports/Issue_register.docx
@@ -202,7 +202,7 @@
                 <w:sz w:val="17"/>
                 <w:szCs w:val="17"/>
               </w:rPr>
-              <w:t xml:space="preserve">2026-09-23 10:59 UTC</w:t>
+              <w:t xml:space="preserve">2026-09-24 22:36 UTC</w:t>
             </w:r>
           </w:p>
         </w:tc>
@@ -316,7 +316,7 @@
                 <w:sz w:val="17"/>
                 <w:szCs w:val="17"/>
               </w:rPr>
-              <w:t xml:space="preserve">1906-20260923105957</w:t>
+              <w:t xml:space="preserve">B7C7-20260924223634</w:t>
             </w:r>
           </w:p>
         </w:tc>
@@ -1055,7 +1055,7 @@
                 <w:sz w:val="17"/>
                 <w:szCs w:val="17"/>
               </w:rPr>
-              <w:t xml:space="preserve">Mahmoud Abdulaziz</w:t>
+              <w:t xml:space="preserve">Shahd Hamdan</w:t>
             </w:r>
           </w:p>
         </w:tc>
@@ -1082,7 +1082,7 @@
                 <w:sz w:val="17"/>
                 <w:szCs w:val="17"/>
               </w:rPr>
-              <w:t xml:space="preserve">Ibrahim Abdulaziz</w:t>
+              <w:t xml:space="preserve">Alaa Tamimi</w:t>
             </w:r>
           </w:p>
         </w:tc>
@@ -1109,7 +1109,7 @@
                 <w:sz w:val="17"/>
                 <w:szCs w:val="17"/>
               </w:rPr>
-              <w:t xml:space="preserve">2026-08-07</w:t>
+              <w:t xml:space="preserve">2026-08-08</w:t>
             </w:r>
           </w:p>
         </w:tc>
@@ -1136,7 +1136,7 @@
                 <w:sz w:val="17"/>
                 <w:szCs w:val="17"/>
               </w:rPr>
-              <w:t xml:space="preserve">2026-10-06</w:t>
+              <w:t xml:space="preserve">2026-10-07</w:t>
             </w:r>
           </w:p>
         </w:tc>
@@ -1462,7 +1462,7 @@
                 <w:sz w:val="17"/>
                 <w:szCs w:val="17"/>
               </w:rPr>
-              <w:t xml:space="preserve">Ibrahim Abdulaziz</w:t>
+              <w:t xml:space="preserve">Alaa Tamimi</w:t>
             </w:r>
           </w:p>
         </w:tc>
@@ -1489,7 +1489,7 @@
                 <w:sz w:val="17"/>
                 <w:szCs w:val="17"/>
               </w:rPr>
-              <w:t xml:space="preserve">Rami Khalil</w:t>
+              <w:t xml:space="preserve">Saud Smadi</w:t>
             </w:r>
           </w:p>
         </w:tc>
@@ -1516,7 +1516,7 @@
                 <w:sz w:val="17"/>
                 <w:szCs w:val="17"/>
               </w:rPr>
-              <w:t xml:space="preserve">2026-08-19</w:t>
+              <w:t xml:space="preserve">2026-08-20</w:t>
             </w:r>
           </w:p>
         </w:tc>
@@ -1543,7 +1543,7 @@
                 <w:sz w:val="17"/>
                 <w:szCs w:val="17"/>
               </w:rPr>
-              <w:t xml:space="preserve">2026-09-18</w:t>
+              <w:t xml:space="preserve">2026-09-19</w:t>
             </w:r>
           </w:p>
         </w:tc>
@@ -1869,7 +1869,7 @@
                 <w:sz w:val="17"/>
                 <w:szCs w:val="17"/>
               </w:rPr>
-              <w:t xml:space="preserve">Mahmoud Abdulaziz</w:t>
+              <w:t xml:space="preserve">Shahd Hamdan</w:t>
             </w:r>
           </w:p>
         </w:tc>
@@ -1896,7 +1896,7 @@
                 <w:sz w:val="17"/>
                 <w:szCs w:val="17"/>
               </w:rPr>
-              <w:t xml:space="preserve">Ibrahim Abdulaziz</w:t>
+              <w:t xml:space="preserve">Alaa Tamimi</w:t>
             </w:r>
           </w:p>
         </w:tc>
@@ -1923,7 +1923,7 @@
                 <w:sz w:val="17"/>
                 <w:szCs w:val="17"/>
               </w:rPr>
-              <w:t xml:space="preserve">2026-08-19</w:t>
+              <w:t xml:space="preserve">2026-08-20</w:t>
             </w:r>
           </w:p>
         </w:tc>
@@ -1950,7 +1950,7 @@
                 <w:sz w:val="17"/>
                 <w:szCs w:val="17"/>
               </w:rPr>
-              <w:t xml:space="preserve">2026-09-18</w:t>
+              <w:t xml:space="preserve">2026-09-19</w:t>
             </w:r>
           </w:p>
         </w:tc>
@@ -2195,7 +2195,7 @@
                 <w:sz w:val="17"/>
                 <w:szCs w:val="17"/>
               </w:rPr>
-              <w:t xml:space="preserve">Self-assessed ineffective control: AC-04</w:t>
+              <w:t xml:space="preserve">Self-assessed ineffective control: AC-02</w:t>
             </w:r>
           </w:p>
         </w:tc>
@@ -2276,7 +2276,7 @@
                 <w:sz w:val="17"/>
                 <w:szCs w:val="17"/>
               </w:rPr>
-              <w:t xml:space="preserve">Rami Khalil</w:t>
+              <w:t xml:space="preserve">Shahd Hamdan</w:t>
             </w:r>
           </w:p>
         </w:tc>
@@ -2330,7 +2330,7 @@
                 <w:sz w:val="17"/>
                 <w:szCs w:val="17"/>
               </w:rPr>
-              <w:t xml:space="preserve">2026-09-15</w:t>
+              <w:t xml:space="preserve">2026-09-16</w:t>
             </w:r>
           </w:p>
         </w:tc>
@@ -2357,7 +2357,7 @@
                 <w:sz w:val="17"/>
                 <w:szCs w:val="17"/>
               </w:rPr>
-              <w:t xml:space="preserve">2026-11-14</w:t>
+              <w:t xml:space="preserve">2026-11-15</w:t>
             </w:r>
           </w:p>
         </w:tc>
@@ -2455,7 +2455,7 @@
           <w:sz w:val="15"/>
           <w:szCs w:val="15"/>
         </w:rPr>
-        <w:t xml:space="preserve">Issue Register · OmniOps · generated 2026-09-23</w:t>
+        <w:t xml:space="preserve">Issue Register · OmniOps · generated 2026-09-24</w:t>
       </w:r>
     </w:p>
     <w:sectPr>
